--- a/templates/09_declaracao_hipossuficiencia.docx
+++ b/templates/09_declaracao_hipossuficiencia.docx
@@ -122,15 +122,7 @@
           <w:rFonts w:ascii="Arial" w:eastAsia="Arial" w:hAnsi="Arial" w:cs="Arial"/>
           <w:sz w:val="24"/>
         </w:rPr>
-        <w:t xml:space="preserve"> que não posso suportar as despesas processuais decorrentes desta demanda sem prejuízo do meu próprio sustento </w:t>
-      </w:r>
-      <w:r>
-        <w:rPr>
-          <w:rFonts w:ascii="Arial" w:eastAsia="Arial" w:hAnsi="Arial" w:cs="Arial"/>
-          <w:color w:val="FF0000"/>
-          <w:sz w:val="24"/>
-        </w:rPr>
-        <w:t>e de minha família</w:t>
+        <w:t xml:space="preserve"> que não posso suportar as despesas processuais decorrentes desta demanda sem prejuízo do meu próprio sustento</w:t>
       </w:r>
       <w:r>
         <w:rPr>

--- a/templates/09_declaracao_hipossuficiencia.docx
+++ b/templates/09_declaracao_hipossuficiencia.docx
@@ -44,7 +44,6 @@
         <w:rPr>
           <w:rFonts w:ascii="Arial" w:eastAsia="Arial" w:hAnsi="Arial" w:cs="Arial"/>
           <w:b/>
-          <w:color w:val="FF0000"/>
           <w:sz w:val="24"/>
           <w:shd w:val="clear" w:color="auto" w:fill="FFFFFF"/>
         </w:rPr>
@@ -53,7 +52,6 @@
       <w:r>
         <w:rPr>
           <w:rFonts w:ascii="Arial" w:eastAsia="Arial" w:hAnsi="Arial" w:cs="Arial"/>
-          <w:color w:val="FF0000"/>
           <w:sz w:val="24"/>
           <w:shd w:val="clear" w:color="auto" w:fill="FFFFFF"/>
         </w:rPr>
@@ -62,7 +60,6 @@
       <w:r>
         <w:rPr>
           <w:rFonts w:ascii="Arial" w:eastAsia="Arial" w:hAnsi="Arial" w:cs="Arial"/>
-          <w:color w:val="FF0000"/>
           <w:sz w:val="24"/>
           <w:shd w:val="clear" w:color="auto" w:fill="FFFFFF"/>
         </w:rPr>
@@ -71,7 +68,6 @@
       <w:r>
         <w:rPr>
           <w:rFonts w:ascii="Arial" w:eastAsia="Arial" w:hAnsi="Arial" w:cs="Arial"/>
-          <w:color w:val="FF0000"/>
           <w:sz w:val="24"/>
           <w:shd w:val="clear" w:color="auto" w:fill="FFFFFF"/>
         </w:rPr>
@@ -80,7 +76,6 @@
       <w:r>
         <w:rPr>
           <w:rFonts w:ascii="Arial" w:eastAsia="Arial" w:hAnsi="Arial" w:cs="Arial"/>
-          <w:color w:val="FF0000"/>
           <w:sz w:val="24"/>
           <w:shd w:val="clear" w:color="auto" w:fill="FFFFFF"/>
         </w:rPr>
@@ -89,7 +84,6 @@
       <w:r>
         <w:rPr>
           <w:rFonts w:ascii="Arial" w:eastAsia="Arial" w:hAnsi="Arial" w:cs="Arial"/>
-          <w:color w:val="FF0000"/>
           <w:sz w:val="24"/>
           <w:shd w:val="clear" w:color="auto" w:fill="FFFFFF"/>
         </w:rPr>
@@ -98,7 +92,6 @@
       <w:r>
         <w:rPr>
           <w:rFonts w:ascii="Arial" w:eastAsia="Arial" w:hAnsi="Arial" w:cs="Arial"/>
-          <w:color w:val="FF0000"/>
           <w:sz w:val="24"/>
         </w:rPr>
         <w:t>)</w:t>
